--- a/downloads/sections/t06-l01-blended-is-a-staffing-plan-example.docx
+++ b/downloads/sections/t06-l01-blended-is-a-staffing-plan-example.docx
@@ -54,7 +54,7 @@
     </w:p>
     <w:p>
       <w:r>
-        <w:t>confirm. A community test note says predictive agents should not also be skilled for inbound. That is consistent with the product story and is still a field note, not a settings screenshot.. last checked 2026-10.</w:t>
+        <w:t>confirm. A community test note says predictive agents should not also be skilled for inbound. That is consistent with the product story and is still a field note, not a settings screenshot. last checked 2026-10.</w:t>
       </w:r>
     </w:p>
   </w:body>
